--- a/NIRS/НИРС ТМО Каятский ИУ5-64Б.docx
+++ b/NIRS/НИРС ТМО Каятский ИУ5-64Б.docx
@@ -544,23 +544,84 @@
           <w:szCs w:val="18"/>
         </w:rPr>
         <w:tab/>
-        <w:t xml:space="preserve"> (Подпись, дата)                               (</w:t>
-      </w:r>
-      <w:proofErr w:type="spellStart"/>
-      <w:r>
+        <w:t xml:space="preserve"> (Подпись, дата)                               (И.О.Фамилия)            </w:t>
+      </w:r>
+    </w:p>
+    <w:p>
+      <w:pPr>
+        <w:rPr>
+          <w:sz w:val="20"/>
+        </w:rPr>
+      </w:pPr>
+    </w:p>
+    <w:p>
+      <w:pPr>
+        <w:rPr>
+          <w:sz w:val="20"/>
+        </w:rPr>
+      </w:pPr>
+    </w:p>
+    <w:p>
+      <w:pPr>
+        <w:rPr>
+          <w:b/>
+        </w:rPr>
+      </w:pPr>
+      <w:r>
+        <w:t>Руководитель</w:t>
+      </w:r>
+      <w:r>
+        <w:tab/>
+      </w:r>
+      <w:r>
+        <w:tab/>
+      </w:r>
+      <w:r>
+        <w:tab/>
+      </w:r>
+      <w:r>
+        <w:tab/>
+      </w:r>
+      <w:r>
+        <w:tab/>
+      </w:r>
+      <w:r>
+        <w:tab/>
+      </w:r>
+      <w:r>
+        <w:rPr>
+          <w:b/>
+        </w:rPr>
+        <w:t xml:space="preserve">_________________        </w:t>
+      </w:r>
+      <w:r>
+        <w:rPr>
+          <w:bCs/>
+        </w:rPr>
+        <w:t xml:space="preserve"> </w:t>
+      </w:r>
+      <w:r>
+        <w:rPr>
+          <w:bCs/>
+        </w:rPr>
+        <w:t>Гапанюк Ю. Е.</w:t>
+      </w:r>
+    </w:p>
+    <w:p>
+      <w:pPr>
+        <w:ind w:left="4254" w:right="565" w:firstLine="709"/>
+        <w:jc w:val="center"/>
         <w:rPr>
           <w:sz w:val="18"/>
           <w:szCs w:val="18"/>
         </w:rPr>
-        <w:t>И.О.Фамилия</w:t>
-      </w:r>
-      <w:proofErr w:type="spellEnd"/>
+      </w:pPr>
       <w:r>
         <w:rPr>
           <w:sz w:val="18"/>
           <w:szCs w:val="18"/>
         </w:rPr>
-        <w:t xml:space="preserve">)            </w:t>
+        <w:t xml:space="preserve">(Подпись, дата)                             (И.О.Фамилия)            </w:t>
       </w:r>
     </w:p>
     <w:p>
@@ -573,18 +634,11 @@
     <w:p>
       <w:pPr>
         <w:rPr>
-          <w:sz w:val="20"/>
-        </w:rPr>
-      </w:pPr>
-    </w:p>
-    <w:p>
-      <w:pPr>
-        <w:rPr>
-          <w:b/>
-        </w:rPr>
-      </w:pPr>
-      <w:r>
-        <w:t>Руководитель</w:t>
+          <w:b/>
+        </w:rPr>
+      </w:pPr>
+      <w:r>
+        <w:t xml:space="preserve">Консультант </w:t>
       </w:r>
       <w:r>
         <w:tab/>
@@ -608,33 +662,13 @@
         <w:rPr>
           <w:b/>
         </w:rPr>
-        <w:t xml:space="preserve">_________________        </w:t>
-      </w:r>
-      <w:r>
-        <w:rPr>
-          <w:bCs/>
-        </w:rPr>
-        <w:t xml:space="preserve"> </w:t>
-      </w:r>
-      <w:proofErr w:type="spellStart"/>
-      <w:r>
-        <w:rPr>
-          <w:bCs/>
-        </w:rPr>
-        <w:t>Гапанюк</w:t>
-      </w:r>
-      <w:proofErr w:type="spellEnd"/>
-      <w:r>
-        <w:rPr>
-          <w:bCs/>
-        </w:rPr>
-        <w:t xml:space="preserve"> Ю. Е.</w:t>
-      </w:r>
-    </w:p>
-    <w:p>
-      <w:pPr>
-        <w:ind w:left="4254" w:right="565" w:firstLine="709"/>
-        <w:jc w:val="center"/>
+        <w:t xml:space="preserve">____________________________________ </w:t>
+      </w:r>
+    </w:p>
+    <w:p>
+      <w:pPr>
+        <w:ind w:right="565"/>
+        <w:jc w:val="right"/>
         <w:rPr>
           <w:sz w:val="18"/>
           <w:szCs w:val="18"/>
@@ -645,97 +679,7 @@
           <w:sz w:val="18"/>
           <w:szCs w:val="18"/>
         </w:rPr>
-        <w:t>(Подпись, дата)                             (</w:t>
-      </w:r>
-      <w:proofErr w:type="spellStart"/>
-      <w:r>
-        <w:rPr>
-          <w:sz w:val="18"/>
-          <w:szCs w:val="18"/>
-        </w:rPr>
-        <w:t>И.О.Фамилия</w:t>
-      </w:r>
-      <w:proofErr w:type="spellEnd"/>
-      <w:r>
-        <w:rPr>
-          <w:sz w:val="18"/>
-          <w:szCs w:val="18"/>
-        </w:rPr>
-        <w:t xml:space="preserve">)            </w:t>
-      </w:r>
-    </w:p>
-    <w:p>
-      <w:pPr>
-        <w:rPr>
-          <w:sz w:val="20"/>
-        </w:rPr>
-      </w:pPr>
-    </w:p>
-    <w:p>
-      <w:pPr>
-        <w:rPr>
-          <w:b/>
-        </w:rPr>
-      </w:pPr>
-      <w:r>
-        <w:t xml:space="preserve">Консультант </w:t>
-      </w:r>
-      <w:r>
-        <w:tab/>
-      </w:r>
-      <w:r>
-        <w:tab/>
-      </w:r>
-      <w:r>
-        <w:tab/>
-      </w:r>
-      <w:r>
-        <w:tab/>
-      </w:r>
-      <w:r>
-        <w:tab/>
-      </w:r>
-      <w:r>
-        <w:tab/>
-      </w:r>
-      <w:r>
-        <w:rPr>
-          <w:b/>
-        </w:rPr>
-        <w:t xml:space="preserve">____________________________________ </w:t>
-      </w:r>
-    </w:p>
-    <w:p>
-      <w:pPr>
-        <w:ind w:right="565"/>
-        <w:jc w:val="right"/>
-        <w:rPr>
-          <w:sz w:val="18"/>
-          <w:szCs w:val="18"/>
-        </w:rPr>
-      </w:pPr>
-      <w:r>
-        <w:rPr>
-          <w:sz w:val="18"/>
-          <w:szCs w:val="18"/>
-        </w:rPr>
-        <w:t>(Подпись, дата)                             (</w:t>
-      </w:r>
-      <w:proofErr w:type="spellStart"/>
-      <w:r>
-        <w:rPr>
-          <w:sz w:val="18"/>
-          <w:szCs w:val="18"/>
-        </w:rPr>
-        <w:t>И.О.Фамилия</w:t>
-      </w:r>
-      <w:proofErr w:type="spellEnd"/>
-      <w:r>
-        <w:rPr>
-          <w:sz w:val="18"/>
-          <w:szCs w:val="18"/>
-        </w:rPr>
-        <w:t xml:space="preserve">)            </w:t>
+        <w:t xml:space="preserve">(Подпись, дата)                             (И.О.Фамилия)            </w:t>
       </w:r>
     </w:p>
     <w:p>
@@ -984,23 +928,7 @@
           <w:sz w:val="16"/>
           <w:szCs w:val="16"/>
         </w:rPr>
-        <w:t>(</w:t>
-      </w:r>
-      <w:proofErr w:type="spellStart"/>
-      <w:r>
-        <w:rPr>
-          <w:sz w:val="16"/>
-          <w:szCs w:val="16"/>
-        </w:rPr>
-        <w:t>И.О.Фамилия</w:t>
-      </w:r>
-      <w:proofErr w:type="spellEnd"/>
-      <w:r>
-        <w:rPr>
-          <w:sz w:val="16"/>
-          <w:szCs w:val="16"/>
-        </w:rPr>
-        <w:t>)</w:t>
+        <w:t>(И.О.Фамилия)</w:t>
       </w:r>
     </w:p>
     <w:p>
@@ -1073,29 +1001,14 @@
         <w:rPr>
           <w:u w:val="single"/>
         </w:rPr>
-        <w:t xml:space="preserve"> с использованием </w:t>
-      </w:r>
-      <w:proofErr w:type="spellStart"/>
+        <w:t xml:space="preserve"> с использованием датасета </w:t>
+      </w:r>
       <w:r>
         <w:rPr>
           <w:u w:val="single"/>
         </w:rPr>
-        <w:t>датасета</w:t>
-      </w:r>
-      <w:proofErr w:type="spellEnd"/>
-      <w:r>
-        <w:rPr>
-          <w:u w:val="single"/>
-        </w:rPr>
-        <w:t xml:space="preserve"> </w:t>
-      </w:r>
-      <w:r>
-        <w:rPr>
-          <w:u w:val="single"/>
-        </w:rPr>
         <w:t>“</w:t>
       </w:r>
-      <w:proofErr w:type="spellStart"/>
       <w:r>
         <w:rPr>
           <w:u w:val="single"/>
@@ -1103,7 +1016,6 @@
         </w:rPr>
         <w:t>Watter</w:t>
       </w:r>
-      <w:proofErr w:type="spellEnd"/>
       <w:r>
         <w:rPr>
           <w:u w:val="single"/>
@@ -1254,15 +1166,7 @@
     </w:p>
     <w:p>
       <w:r>
-        <w:t>Источник тематики(</w:t>
-      </w:r>
-      <w:proofErr w:type="spellStart"/>
-      <w:r>
-        <w:t>кафедра,предприятие,НИР</w:t>
-      </w:r>
-      <w:proofErr w:type="spellEnd"/>
-      <w:r>
-        <w:t>) ______________</w:t>
+        <w:t>Источник тематики(кафедра,предприятие,НИР) ______________</w:t>
       </w:r>
       <w:r>
         <w:t>_</w:t>
@@ -1289,39 +1193,7 @@
         <w:spacing w:line="300" w:lineRule="exact"/>
       </w:pPr>
       <w:r>
-        <w:t xml:space="preserve">График выполнения НИР:     25% к 3 </w:t>
-      </w:r>
-      <w:proofErr w:type="spellStart"/>
-      <w:r>
-        <w:t>нед</w:t>
-      </w:r>
-      <w:proofErr w:type="spellEnd"/>
-      <w:r>
-        <w:t xml:space="preserve">., 50% к 9 </w:t>
-      </w:r>
-      <w:proofErr w:type="spellStart"/>
-      <w:r>
-        <w:t>нед</w:t>
-      </w:r>
-      <w:proofErr w:type="spellEnd"/>
-      <w:r>
-        <w:t xml:space="preserve">., 75% к 12 </w:t>
-      </w:r>
-      <w:proofErr w:type="spellStart"/>
-      <w:r>
-        <w:t>нед</w:t>
-      </w:r>
-      <w:proofErr w:type="spellEnd"/>
-      <w:r>
-        <w:t xml:space="preserve">., 100% к 15 </w:t>
-      </w:r>
-      <w:proofErr w:type="spellStart"/>
-      <w:r>
-        <w:t>нед</w:t>
-      </w:r>
-      <w:proofErr w:type="spellEnd"/>
-      <w:r>
-        <w:t>.</w:t>
+        <w:t>График выполнения НИР:     25% к 3 нед., 50% к 9 нед., 75% к 12 нед., 100% к 15 нед.</w:t>
       </w:r>
     </w:p>
     <w:p>
@@ -1530,21 +1402,100 @@
       <w:r>
         <w:t xml:space="preserve">    </w:t>
       </w:r>
-      <w:proofErr w:type="spellStart"/>
       <w:r>
         <w:rPr>
           <w:bCs/>
           <w:u w:val="single"/>
         </w:rPr>
-        <w:t>Гапанюк</w:t>
-      </w:r>
-      <w:proofErr w:type="spellEnd"/>
+        <w:t>Гапанюк Ю. Е.</w:t>
+      </w:r>
+    </w:p>
+    <w:p>
+      <w:pPr>
+        <w:ind w:right="565"/>
+        <w:jc w:val="right"/>
+        <w:rPr>
+          <w:sz w:val="18"/>
+          <w:szCs w:val="18"/>
+        </w:rPr>
+      </w:pPr>
+      <w:r>
+        <w:rPr>
+          <w:sz w:val="18"/>
+          <w:szCs w:val="18"/>
+        </w:rPr>
+        <w:t xml:space="preserve">(Подпись, дата)                             (И.О.Фамилия)            </w:t>
+      </w:r>
+    </w:p>
+    <w:p>
+      <w:pPr>
+        <w:rPr>
+          <w:b/>
+          <w:u w:val="single"/>
+        </w:rPr>
+      </w:pPr>
+      <w:r>
+        <w:rPr>
+          <w:b/>
+        </w:rPr>
+        <w:t>Студент</w:t>
+      </w:r>
+      <w:r>
+        <w:rPr>
+          <w:b/>
+        </w:rPr>
+        <w:tab/>
+      </w:r>
+      <w:r>
+        <w:rPr>
+          <w:b/>
+        </w:rPr>
+        <w:tab/>
+      </w:r>
+      <w:r>
+        <w:rPr>
+          <w:b/>
+        </w:rPr>
+        <w:tab/>
+      </w:r>
+      <w:r>
+        <w:rPr>
+          <w:b/>
+        </w:rPr>
+        <w:tab/>
+      </w:r>
+      <w:r>
+        <w:rPr>
+          <w:b/>
+        </w:rPr>
+        <w:tab/>
+      </w:r>
+      <w:r>
+        <w:rPr>
+          <w:b/>
+        </w:rPr>
+        <w:tab/>
+        <w:t xml:space="preserve">_________________  </w:t>
+      </w:r>
+      <w:r>
+        <w:rPr>
+          <w:b/>
+        </w:rPr>
+        <w:t xml:space="preserve">    </w:t>
+      </w:r>
       <w:r>
         <w:rPr>
           <w:bCs/>
           <w:u w:val="single"/>
         </w:rPr>
-        <w:t xml:space="preserve"> Ю. Е.</w:t>
+        <w:t>К</w:t>
+      </w:r>
+      <w:r>
+        <w:rPr>
+          <w:bCs/>
+          <w:u w:val="single"/>
+        </w:rPr>
+        <w:t>аятский П. Е.</w:t>
       </w:r>
     </w:p>
     <w:p>
@@ -1561,127 +1512,7 @@
           <w:sz w:val="18"/>
           <w:szCs w:val="18"/>
         </w:rPr>
-        <w:t>(Подпись, дата)                             (</w:t>
-      </w:r>
-      <w:proofErr w:type="spellStart"/>
-      <w:r>
-        <w:rPr>
-          <w:sz w:val="18"/>
-          <w:szCs w:val="18"/>
-        </w:rPr>
-        <w:t>И.О.Фамилия</w:t>
-      </w:r>
-      <w:proofErr w:type="spellEnd"/>
-      <w:r>
-        <w:rPr>
-          <w:sz w:val="18"/>
-          <w:szCs w:val="18"/>
-        </w:rPr>
-        <w:t xml:space="preserve">)            </w:t>
-      </w:r>
-    </w:p>
-    <w:p>
-      <w:pPr>
-        <w:rPr>
-          <w:b/>
-          <w:u w:val="single"/>
-        </w:rPr>
-      </w:pPr>
-      <w:r>
-        <w:rPr>
-          <w:b/>
-        </w:rPr>
-        <w:t>Студент</w:t>
-      </w:r>
-      <w:r>
-        <w:rPr>
-          <w:b/>
-        </w:rPr>
-        <w:tab/>
-      </w:r>
-      <w:r>
-        <w:rPr>
-          <w:b/>
-        </w:rPr>
-        <w:tab/>
-      </w:r>
-      <w:r>
-        <w:rPr>
-          <w:b/>
-        </w:rPr>
-        <w:tab/>
-      </w:r>
-      <w:r>
-        <w:rPr>
-          <w:b/>
-        </w:rPr>
-        <w:tab/>
-      </w:r>
-      <w:r>
-        <w:rPr>
-          <w:b/>
-        </w:rPr>
-        <w:tab/>
-      </w:r>
-      <w:r>
-        <w:rPr>
-          <w:b/>
-        </w:rPr>
-        <w:tab/>
-        <w:t xml:space="preserve">_________________  </w:t>
-      </w:r>
-      <w:r>
-        <w:rPr>
-          <w:b/>
-        </w:rPr>
-        <w:t xml:space="preserve">    </w:t>
-      </w:r>
-      <w:r>
-        <w:rPr>
-          <w:bCs/>
-          <w:u w:val="single"/>
-        </w:rPr>
-        <w:t>Климовский С.П</w:t>
-      </w:r>
-      <w:r>
-        <w:rPr>
-          <w:bCs/>
-          <w:u w:val="single"/>
-        </w:rPr>
-        <w:t>.</w:t>
-      </w:r>
-    </w:p>
-    <w:p>
-      <w:pPr>
-        <w:ind w:right="565"/>
-        <w:jc w:val="right"/>
-        <w:rPr>
-          <w:sz w:val="18"/>
-          <w:szCs w:val="18"/>
-        </w:rPr>
-      </w:pPr>
-      <w:r>
-        <w:rPr>
-          <w:sz w:val="18"/>
-          <w:szCs w:val="18"/>
-        </w:rPr>
-        <w:t>(Подпись, дата)                             (</w:t>
-      </w:r>
-      <w:proofErr w:type="spellStart"/>
-      <w:r>
-        <w:rPr>
-          <w:sz w:val="18"/>
-          <w:szCs w:val="18"/>
-        </w:rPr>
-        <w:t>И.О.Фамилия</w:t>
-      </w:r>
-      <w:proofErr w:type="spellEnd"/>
-      <w:r>
-        <w:rPr>
-          <w:sz w:val="18"/>
-          <w:szCs w:val="18"/>
-        </w:rPr>
-        <w:t xml:space="preserve">)            </w:t>
+        <w:t xml:space="preserve">(Подпись, дата)                             (И.О.Фамилия)            </w:t>
       </w:r>
     </w:p>
     <w:p>
@@ -1736,7 +1567,6 @@
           <w:bCs/>
           <w:sz w:val="28"/>
           <w:szCs w:val="28"/>
-          <w:lang w:val="en-US"/>
         </w:rPr>
       </w:pPr>
       <w:r>
@@ -2414,15 +2244,7 @@
                 <w:i w:val="0"/>
                 <w:iCs w:val="0"/>
               </w:rPr>
-              <w:t>Построение базовых моделе</w:t>
-            </w:r>
-            <w:r>
-              <w:rPr>
-                <w:rStyle w:val="a4"/>
-                <w:i w:val="0"/>
-                <w:iCs w:val="0"/>
-              </w:rPr>
-              <w:t>й</w:t>
+              <w:t>Построение базовых моделей</w:t>
             </w:r>
             <w:r>
               <w:rPr>
@@ -2747,23 +2569,7 @@
           <w:sz w:val="28"/>
           <w:szCs w:val="28"/>
         </w:rPr>
-        <w:t xml:space="preserve">Целью работы является построение и сравнение моделей машинного обучения, обеспечивающих высокое качество решения поставленной задачи. Для достижения этой цели будет выполнен ряд последовательных этапов: от поиска и анализа данных до подбора </w:t>
-      </w:r>
-      <w:proofErr w:type="spellStart"/>
-      <w:r>
-        <w:rPr>
-          <w:sz w:val="28"/>
-          <w:szCs w:val="28"/>
-        </w:rPr>
-        <w:t>гиперпараметров</w:t>
-      </w:r>
-      <w:proofErr w:type="spellEnd"/>
-      <w:r>
-        <w:rPr>
-          <w:sz w:val="28"/>
-          <w:szCs w:val="28"/>
-        </w:rPr>
-        <w:t xml:space="preserve"> и оценки качества моделей. В процессе исследования будет проведен разведочный анализ данных, включающий визуализацию структуры данных, обработку пропусков и корреляционный анализ. На основе полученных данных будут выбраны подходящие признаки, проведено их кодирование и масштабирование, а также сформированы новые признаки для повышения качества моделей.</w:t>
+        <w:t>Целью работы является построение и сравнение моделей машинного обучения, обеспечивающих высокое качество решения поставленной задачи. Для достижения этой цели будет выполнен ряд последовательных этапов: от поиска и анализа данных до подбора гиперпараметров и оценки качества моделей. В процессе исследования будет проведен разведочный анализ данных, включающий визуализацию структуры данных, обработку пропусков и корреляционный анализ. На основе полученных данных будут выбраны подходящие признаки, проведено их кодирование и масштабирование, а также сформированы новые признаки для повышения качества моделей.</w:t>
       </w:r>
     </w:p>
     <w:p>
@@ -2779,39 +2585,7 @@
           <w:sz w:val="28"/>
           <w:szCs w:val="28"/>
         </w:rPr>
-        <w:t xml:space="preserve">В работе будут использованы не менее пяти моделей машинного обучения, включая ансамблевые методы, для решения задачи классификации (или регрессии). Качество моделей будет оцениваться с использованием не менее трех метрик, выбор которых будет обоснован. Для оптимизации моделей будут применены методы подбора </w:t>
-      </w:r>
-      <w:proofErr w:type="spellStart"/>
-      <w:r>
-        <w:rPr>
-          <w:sz w:val="28"/>
-          <w:szCs w:val="28"/>
-        </w:rPr>
-        <w:t>гиперпараметров</w:t>
-      </w:r>
-      <w:proofErr w:type="spellEnd"/>
-      <w:r>
-        <w:rPr>
-          <w:sz w:val="28"/>
-          <w:szCs w:val="28"/>
-        </w:rPr>
-        <w:t>, включая кросс-валидацию и перебор параметров. Итоговые результаты будут проанализированы с использованием графиков обучения и валидации, а также текстовых выводов, отражающих сравнение качества моделей с базовым решением (</w:t>
-      </w:r>
-      <w:proofErr w:type="spellStart"/>
-      <w:r>
-        <w:rPr>
-          <w:sz w:val="28"/>
-          <w:szCs w:val="28"/>
-        </w:rPr>
-        <w:t>baseline</w:t>
-      </w:r>
-      <w:proofErr w:type="spellEnd"/>
-      <w:r>
-        <w:rPr>
-          <w:sz w:val="28"/>
-          <w:szCs w:val="28"/>
-        </w:rPr>
-        <w:t>).</w:t>
+        <w:t>В работе будут использованы не менее пяти моделей машинного обучения, включая ансамблевые методы, для решения задачи классификации (или регрессии). Качество моделей будет оцениваться с использованием не менее трех метрик, выбор которых будет обоснован. Для оптимизации моделей будут применены методы подбора гиперпараметров, включая кросс-валидацию и перебор параметров. Итоговые результаты будут проанализированы с использованием графиков обучения и валидации, а также текстовых выводов, отражающих сравнение качества моделей с базовым решением (baseline).</w:t>
       </w:r>
     </w:p>
     <w:p>
@@ -2867,6 +2641,7 @@
         <w:rPr>
           <w:b/>
           <w:bCs/>
+          <w:noProof/>
           <w:sz w:val="28"/>
           <w:szCs w:val="28"/>
         </w:rPr>
@@ -2910,6 +2685,7 @@
         <w:rPr>
           <w:b/>
           <w:bCs/>
+          <w:noProof/>
           <w:sz w:val="28"/>
           <w:szCs w:val="28"/>
         </w:rPr>
@@ -2953,6 +2729,7 @@
         <w:rPr>
           <w:b/>
           <w:bCs/>
+          <w:noProof/>
           <w:sz w:val="28"/>
           <w:szCs w:val="28"/>
         </w:rPr>
@@ -2997,6 +2774,7 @@
         <w:rPr>
           <w:b/>
           <w:bCs/>
+          <w:noProof/>
           <w:sz w:val="28"/>
           <w:szCs w:val="28"/>
         </w:rPr>
@@ -3040,6 +2818,7 @@
         <w:rPr>
           <w:b/>
           <w:bCs/>
+          <w:noProof/>
           <w:sz w:val="28"/>
           <w:szCs w:val="28"/>
         </w:rPr>
@@ -3084,6 +2863,7 @@
         <w:rPr>
           <w:b/>
           <w:bCs/>
+          <w:noProof/>
           <w:sz w:val="28"/>
           <w:szCs w:val="28"/>
         </w:rPr>
@@ -3127,6 +2907,7 @@
         <w:rPr>
           <w:b/>
           <w:bCs/>
+          <w:noProof/>
           <w:sz w:val="28"/>
           <w:szCs w:val="28"/>
         </w:rPr>
@@ -3170,6 +2951,7 @@
         <w:rPr>
           <w:b/>
           <w:bCs/>
+          <w:noProof/>
           <w:sz w:val="28"/>
           <w:szCs w:val="28"/>
         </w:rPr>
@@ -3214,6 +2996,7 @@
         <w:rPr>
           <w:b/>
           <w:bCs/>
+          <w:noProof/>
           <w:sz w:val="28"/>
           <w:szCs w:val="28"/>
         </w:rPr>
@@ -3257,6 +3040,7 @@
         <w:rPr>
           <w:b/>
           <w:bCs/>
+          <w:noProof/>
           <w:sz w:val="28"/>
           <w:szCs w:val="28"/>
         </w:rPr>
@@ -3301,6 +3085,7 @@
         <w:rPr>
           <w:b/>
           <w:bCs/>
+          <w:noProof/>
           <w:sz w:val="28"/>
           <w:szCs w:val="28"/>
         </w:rPr>
@@ -3344,6 +3129,7 @@
         <w:rPr>
           <w:b/>
           <w:bCs/>
+          <w:noProof/>
           <w:sz w:val="28"/>
           <w:szCs w:val="28"/>
         </w:rPr>
@@ -3388,6 +3174,7 @@
         <w:rPr>
           <w:b/>
           <w:bCs/>
+          <w:noProof/>
           <w:sz w:val="28"/>
           <w:szCs w:val="28"/>
         </w:rPr>
@@ -3431,6 +3218,7 @@
         <w:rPr>
           <w:b/>
           <w:bCs/>
+          <w:noProof/>
           <w:sz w:val="28"/>
           <w:szCs w:val="28"/>
         </w:rPr>
@@ -3475,6 +3263,7 @@
         <w:rPr>
           <w:b/>
           <w:bCs/>
+          <w:noProof/>
           <w:sz w:val="28"/>
           <w:szCs w:val="28"/>
         </w:rPr>
@@ -3518,6 +3307,7 @@
         <w:rPr>
           <w:b/>
           <w:bCs/>
+          <w:noProof/>
           <w:sz w:val="28"/>
           <w:szCs w:val="28"/>
         </w:rPr>
@@ -3562,6 +3352,7 @@
         <w:rPr>
           <w:b/>
           <w:bCs/>
+          <w:noProof/>
           <w:sz w:val="28"/>
           <w:szCs w:val="28"/>
         </w:rPr>
@@ -3662,23 +3453,7 @@
           <w:sz w:val="28"/>
           <w:szCs w:val="28"/>
         </w:rPr>
-        <w:t xml:space="preserve">В результате проведенного исследования были построены и проанализированы модели машинного обучения для решения задачи регрессии на основе выбранного набора данных, связанного с предсказанием заболеваемости диареей. В ходе работы были выполнены этапы разведочного анализа данных, выбора и подготовки признаков, построения базовых моделей, подбора </w:t>
-      </w:r>
-      <w:proofErr w:type="spellStart"/>
-      <w:r>
-        <w:rPr>
-          <w:sz w:val="28"/>
-          <w:szCs w:val="28"/>
-        </w:rPr>
-        <w:t>гиперпараметров</w:t>
-      </w:r>
-      <w:proofErr w:type="spellEnd"/>
-      <w:r>
-        <w:rPr>
-          <w:sz w:val="28"/>
-          <w:szCs w:val="28"/>
-        </w:rPr>
-        <w:t xml:space="preserve"> и оценки качества моделей с использованием выбранных метрик. Ниже представлены основные выводы, основанные на полученных результатах.</w:t>
+        <w:t>В результате проведенного исследования были построены и проанализированы модели машинного обучения для решения задачи регрессии на основе выбранного набора данных, связанного с предсказанием заболеваемости диареей. В ходе работы были выполнены этапы разведочного анализа данных, выбора и подготовки признаков, построения базовых моделей, подбора гиперпараметров и оценки качества моделей с использованием выбранных метрик. Ниже представлены основные выводы, основанные на полученных результатах.</w:t>
       </w:r>
     </w:p>
     <w:p>
@@ -3706,183 +3481,7 @@
           <w:sz w:val="28"/>
           <w:szCs w:val="28"/>
         </w:rPr>
-        <w:t xml:space="preserve"> Среди рассмотренных моделей машинного обучения наилучшие результаты по метрикам MSE (</w:t>
-      </w:r>
-      <w:proofErr w:type="spellStart"/>
-      <w:r>
-        <w:rPr>
-          <w:sz w:val="28"/>
-          <w:szCs w:val="28"/>
-        </w:rPr>
-        <w:t>Mean</w:t>
-      </w:r>
-      <w:proofErr w:type="spellEnd"/>
-      <w:r>
-        <w:rPr>
-          <w:sz w:val="28"/>
-          <w:szCs w:val="28"/>
-        </w:rPr>
-        <w:t xml:space="preserve"> </w:t>
-      </w:r>
-      <w:proofErr w:type="spellStart"/>
-      <w:r>
-        <w:rPr>
-          <w:sz w:val="28"/>
-          <w:szCs w:val="28"/>
-        </w:rPr>
-        <w:t>Squared</w:t>
-      </w:r>
-      <w:proofErr w:type="spellEnd"/>
-      <w:r>
-        <w:rPr>
-          <w:sz w:val="28"/>
-          <w:szCs w:val="28"/>
-        </w:rPr>
-        <w:t xml:space="preserve"> </w:t>
-      </w:r>
-      <w:proofErr w:type="spellStart"/>
-      <w:r>
-        <w:rPr>
-          <w:sz w:val="28"/>
-          <w:szCs w:val="28"/>
-        </w:rPr>
-        <w:t>Error</w:t>
-      </w:r>
-      <w:proofErr w:type="spellEnd"/>
-      <w:r>
-        <w:rPr>
-          <w:sz w:val="28"/>
-          <w:szCs w:val="28"/>
-        </w:rPr>
-        <w:t xml:space="preserve">) и R² (коэффициент детерминации) продемонстрировали ансамблевые методы — </w:t>
-      </w:r>
-      <w:proofErr w:type="spellStart"/>
-      <w:r>
-        <w:rPr>
-          <w:sz w:val="28"/>
-          <w:szCs w:val="28"/>
-        </w:rPr>
-        <w:t>Random</w:t>
-      </w:r>
-      <w:proofErr w:type="spellEnd"/>
-      <w:r>
-        <w:rPr>
-          <w:sz w:val="28"/>
-          <w:szCs w:val="28"/>
-        </w:rPr>
-        <w:t xml:space="preserve"> </w:t>
-      </w:r>
-      <w:proofErr w:type="spellStart"/>
-      <w:r>
-        <w:rPr>
-          <w:sz w:val="28"/>
-          <w:szCs w:val="28"/>
-        </w:rPr>
-        <w:t>Forest</w:t>
-      </w:r>
-      <w:proofErr w:type="spellEnd"/>
-      <w:r>
-        <w:rPr>
-          <w:sz w:val="28"/>
-          <w:szCs w:val="28"/>
-        </w:rPr>
-        <w:t xml:space="preserve"> и </w:t>
-      </w:r>
-      <w:proofErr w:type="spellStart"/>
-      <w:r>
-        <w:rPr>
-          <w:sz w:val="28"/>
-          <w:szCs w:val="28"/>
-        </w:rPr>
-        <w:t>Gradient</w:t>
-      </w:r>
-      <w:proofErr w:type="spellEnd"/>
-      <w:r>
-        <w:rPr>
-          <w:sz w:val="28"/>
-          <w:szCs w:val="28"/>
-        </w:rPr>
-        <w:t xml:space="preserve"> </w:t>
-      </w:r>
-      <w:proofErr w:type="spellStart"/>
-      <w:r>
-        <w:rPr>
-          <w:sz w:val="28"/>
-          <w:szCs w:val="28"/>
-        </w:rPr>
-        <w:t>Boosting</w:t>
-      </w:r>
-      <w:proofErr w:type="spellEnd"/>
-      <w:r>
-        <w:rPr>
-          <w:sz w:val="28"/>
-          <w:szCs w:val="28"/>
-        </w:rPr>
-        <w:t xml:space="preserve">. Это ожидаемый результат, поскольку ансамблевые методы, благодаря комбинированию множества деревьев решений, обладают высокой устойчивостью к шуму в данных и способностью улавливать сложные нелинейные зависимости. Остальные модели, такие как линейная регрессия, SVR (Support </w:t>
-      </w:r>
-      <w:proofErr w:type="spellStart"/>
-      <w:r>
-        <w:rPr>
-          <w:sz w:val="28"/>
-          <w:szCs w:val="28"/>
-        </w:rPr>
-        <w:t>Vector</w:t>
-      </w:r>
-      <w:proofErr w:type="spellEnd"/>
-      <w:r>
-        <w:rPr>
-          <w:sz w:val="28"/>
-          <w:szCs w:val="28"/>
-        </w:rPr>
-        <w:t xml:space="preserve"> </w:t>
-      </w:r>
-      <w:proofErr w:type="spellStart"/>
-      <w:r>
-        <w:rPr>
-          <w:sz w:val="28"/>
-          <w:szCs w:val="28"/>
-        </w:rPr>
-        <w:t>Regression</w:t>
-      </w:r>
-      <w:proofErr w:type="spellEnd"/>
-      <w:r>
-        <w:rPr>
-          <w:sz w:val="28"/>
-          <w:szCs w:val="28"/>
-        </w:rPr>
-        <w:t xml:space="preserve">) и </w:t>
-      </w:r>
-      <w:proofErr w:type="spellStart"/>
-      <w:r>
-        <w:rPr>
-          <w:sz w:val="28"/>
-          <w:szCs w:val="28"/>
-        </w:rPr>
-        <w:t>Decision</w:t>
-      </w:r>
-      <w:proofErr w:type="spellEnd"/>
-      <w:r>
-        <w:rPr>
-          <w:sz w:val="28"/>
-          <w:szCs w:val="28"/>
-        </w:rPr>
-        <w:t xml:space="preserve"> </w:t>
-      </w:r>
-      <w:proofErr w:type="spellStart"/>
-      <w:r>
-        <w:rPr>
-          <w:sz w:val="28"/>
-          <w:szCs w:val="28"/>
-        </w:rPr>
-        <w:t>Tree</w:t>
-      </w:r>
-      <w:proofErr w:type="spellEnd"/>
-      <w:r>
-        <w:rPr>
-          <w:sz w:val="28"/>
-          <w:szCs w:val="28"/>
-        </w:rPr>
-        <w:t>, показали более низкие результаты, что может быть связано с их меньшей способностью адаптироваться к сложной структуре данных или чувствительностью к масштабированию признаков.</w:t>
+        <w:t xml:space="preserve"> Среди рассмотренных моделей машинного обучения наилучшие результаты по метрикам MSE (Mean Squared Error) и R² (коэффициент детерминации) продемонстрировали ансамблевые методы — Random Forest и Gradient Boosting. Это ожидаемый результат, поскольку ансамблевые методы, благодаря комбинированию множества деревьев решений, обладают высокой устойчивостью к шуму в данных и способностью улавливать сложные нелинейные зависимости. Остальные модели, такие как линейная регрессия, SVR (Support Vector Regression) и Decision Tree, показали более низкие результаты, что может быть связано с их меньшей способностью адаптироваться к сложной структуре данных или чувствительностью к масштабированию признаков.</w:t>
       </w:r>
     </w:p>
     <w:p>
@@ -3903,192 +3502,14 @@
           <w:sz w:val="28"/>
           <w:szCs w:val="28"/>
         </w:rPr>
-        <w:t xml:space="preserve">Эффект тюнинга </w:t>
-      </w:r>
-      <w:proofErr w:type="spellStart"/>
-      <w:r>
-        <w:rPr>
-          <w:rStyle w:val="af0"/>
-          <w:sz w:val="28"/>
-          <w:szCs w:val="28"/>
-        </w:rPr>
-        <w:t>гиперпараметров</w:t>
-      </w:r>
-      <w:proofErr w:type="spellEnd"/>
-      <w:r>
-        <w:rPr>
-          <w:rStyle w:val="af0"/>
-          <w:sz w:val="28"/>
-          <w:szCs w:val="28"/>
-        </w:rPr>
-        <w:t>.</w:t>
-      </w:r>
-      <w:r>
-        <w:rPr>
-          <w:sz w:val="28"/>
-          <w:szCs w:val="28"/>
-        </w:rPr>
-        <w:t xml:space="preserve"> Подбор </w:t>
-      </w:r>
-      <w:proofErr w:type="spellStart"/>
-      <w:r>
-        <w:rPr>
-          <w:sz w:val="28"/>
-          <w:szCs w:val="28"/>
-        </w:rPr>
-        <w:t>гиперпараметров</w:t>
-      </w:r>
-      <w:proofErr w:type="spellEnd"/>
-      <w:r>
-        <w:rPr>
-          <w:sz w:val="28"/>
-          <w:szCs w:val="28"/>
-        </w:rPr>
-        <w:t xml:space="preserve"> с использованием методов кросс-валидации и перебора параметров (</w:t>
-      </w:r>
-      <w:proofErr w:type="spellStart"/>
-      <w:r>
-        <w:rPr>
-          <w:sz w:val="28"/>
-          <w:szCs w:val="28"/>
-        </w:rPr>
-        <w:t>GridSearchCV</w:t>
-      </w:r>
-      <w:proofErr w:type="spellEnd"/>
-      <w:r>
-        <w:rPr>
-          <w:sz w:val="28"/>
-          <w:szCs w:val="28"/>
-        </w:rPr>
-        <w:t xml:space="preserve">) значительно улучшил производительность всех моделей. Наиболее заметное улучшение наблюдалось для моделей SVR и </w:t>
-      </w:r>
-      <w:proofErr w:type="spellStart"/>
-      <w:r>
-        <w:rPr>
-          <w:sz w:val="28"/>
-          <w:szCs w:val="28"/>
-        </w:rPr>
-        <w:t>Decision</w:t>
-      </w:r>
-      <w:proofErr w:type="spellEnd"/>
-      <w:r>
-        <w:rPr>
-          <w:sz w:val="28"/>
-          <w:szCs w:val="28"/>
-        </w:rPr>
-        <w:t xml:space="preserve"> </w:t>
-      </w:r>
-      <w:proofErr w:type="spellStart"/>
-      <w:r>
-        <w:rPr>
-          <w:sz w:val="28"/>
-          <w:szCs w:val="28"/>
-        </w:rPr>
-        <w:t>Tree</w:t>
-      </w:r>
-      <w:proofErr w:type="spellEnd"/>
-      <w:r>
-        <w:rPr>
-          <w:sz w:val="28"/>
-          <w:szCs w:val="28"/>
-        </w:rPr>
-        <w:t xml:space="preserve">. Для SVR оптимизация параметров ядра и регуляризации позволила лучше адаптироваться к данным, в то время как для </w:t>
-      </w:r>
-      <w:proofErr w:type="spellStart"/>
-      <w:r>
-        <w:rPr>
-          <w:sz w:val="28"/>
-          <w:szCs w:val="28"/>
-        </w:rPr>
-        <w:t>Decision</w:t>
-      </w:r>
-      <w:proofErr w:type="spellEnd"/>
-      <w:r>
-        <w:rPr>
-          <w:sz w:val="28"/>
-          <w:szCs w:val="28"/>
-        </w:rPr>
-        <w:t xml:space="preserve"> </w:t>
-      </w:r>
-      <w:proofErr w:type="spellStart"/>
-      <w:r>
-        <w:rPr>
-          <w:sz w:val="28"/>
-          <w:szCs w:val="28"/>
-        </w:rPr>
-        <w:t>Tree</w:t>
-      </w:r>
-      <w:proofErr w:type="spellEnd"/>
-      <w:r>
-        <w:rPr>
-          <w:sz w:val="28"/>
-          <w:szCs w:val="28"/>
-        </w:rPr>
-        <w:t xml:space="preserve"> настройка глубины дерева и минимального числа объектов в листе помогла снизить переобучение. </w:t>
-      </w:r>
-      <w:proofErr w:type="spellStart"/>
-      <w:r>
-        <w:rPr>
-          <w:sz w:val="28"/>
-          <w:szCs w:val="28"/>
-        </w:rPr>
-        <w:t>Random</w:t>
-      </w:r>
-      <w:proofErr w:type="spellEnd"/>
-      <w:r>
-        <w:rPr>
-          <w:sz w:val="28"/>
-          <w:szCs w:val="28"/>
-        </w:rPr>
-        <w:t xml:space="preserve"> </w:t>
-      </w:r>
-      <w:proofErr w:type="spellStart"/>
-      <w:r>
-        <w:rPr>
-          <w:sz w:val="28"/>
-          <w:szCs w:val="28"/>
-        </w:rPr>
-        <w:t>Forest</w:t>
-      </w:r>
-      <w:proofErr w:type="spellEnd"/>
-      <w:r>
-        <w:rPr>
-          <w:sz w:val="28"/>
-          <w:szCs w:val="28"/>
-        </w:rPr>
-        <w:t xml:space="preserve"> и </w:t>
-      </w:r>
-      <w:proofErr w:type="spellStart"/>
-      <w:r>
-        <w:rPr>
-          <w:sz w:val="28"/>
-          <w:szCs w:val="28"/>
-        </w:rPr>
-        <w:t>Gradient</w:t>
-      </w:r>
-      <w:proofErr w:type="spellEnd"/>
-      <w:r>
-        <w:rPr>
-          <w:sz w:val="28"/>
-          <w:szCs w:val="28"/>
-        </w:rPr>
-        <w:t xml:space="preserve"> </w:t>
-      </w:r>
-      <w:proofErr w:type="spellStart"/>
-      <w:r>
-        <w:rPr>
-          <w:sz w:val="28"/>
-          <w:szCs w:val="28"/>
-        </w:rPr>
-        <w:t>Boosting</w:t>
-      </w:r>
-      <w:proofErr w:type="spellEnd"/>
-      <w:r>
-        <w:rPr>
-          <w:sz w:val="28"/>
-          <w:szCs w:val="28"/>
-        </w:rPr>
-        <w:t xml:space="preserve"> также показали улучшение, хотя эффект был менее выраженным, что может </w:t>
+        <w:t>Эффект тюнинга гиперпараметров.</w:t>
+      </w:r>
+      <w:r>
+        <w:rPr>
+          <w:sz w:val="28"/>
+          <w:szCs w:val="28"/>
+        </w:rPr>
+        <w:t xml:space="preserve"> Подбор гиперпараметров с использованием методов кросс-валидации и перебора параметров (GridSearchCV) значительно улучшил производительность всех моделей. Наиболее заметное улучшение наблюдалось для моделей SVR и Decision Tree. Для SVR оптимизация параметров ядра и регуляризации позволила лучше адаптироваться к данным, в то время как для Decision Tree настройка глубины дерева и минимального числа объектов в листе помогла снизить переобучение. Random Forest и Gradient Boosting также показали улучшение, хотя эффект был менее выраженным, что может </w:t>
       </w:r>
       <w:r>
         <w:rPr>
@@ -4124,71 +3545,7 @@
           <w:sz w:val="28"/>
           <w:szCs w:val="28"/>
         </w:rPr>
-        <w:t xml:space="preserve"> Анализ важности признаков выявил, что такие переменные, как </w:t>
-      </w:r>
-      <w:proofErr w:type="spellStart"/>
-      <w:r>
-        <w:rPr>
-          <w:sz w:val="28"/>
-          <w:szCs w:val="28"/>
-        </w:rPr>
-        <w:t>Bacteria</w:t>
-      </w:r>
-      <w:proofErr w:type="spellEnd"/>
-      <w:r>
-        <w:rPr>
-          <w:sz w:val="28"/>
-          <w:szCs w:val="28"/>
-        </w:rPr>
-        <w:t xml:space="preserve"> </w:t>
-      </w:r>
-      <w:proofErr w:type="spellStart"/>
-      <w:r>
-        <w:rPr>
-          <w:sz w:val="28"/>
-          <w:szCs w:val="28"/>
-        </w:rPr>
-        <w:t>Count</w:t>
-      </w:r>
-      <w:proofErr w:type="spellEnd"/>
-      <w:r>
-        <w:rPr>
-          <w:sz w:val="28"/>
-          <w:szCs w:val="28"/>
-        </w:rPr>
-        <w:t xml:space="preserve"> (уровень бактериального загрязнения) и Access </w:t>
-      </w:r>
-      <w:proofErr w:type="spellStart"/>
-      <w:r>
-        <w:rPr>
-          <w:sz w:val="28"/>
-          <w:szCs w:val="28"/>
-        </w:rPr>
-        <w:t>to</w:t>
-      </w:r>
-      <w:proofErr w:type="spellEnd"/>
-      <w:r>
-        <w:rPr>
-          <w:sz w:val="28"/>
-          <w:szCs w:val="28"/>
-        </w:rPr>
-        <w:t xml:space="preserve"> </w:t>
-      </w:r>
-      <w:proofErr w:type="spellStart"/>
-      <w:r>
-        <w:rPr>
-          <w:sz w:val="28"/>
-          <w:szCs w:val="28"/>
-        </w:rPr>
-        <w:t>Clean</w:t>
-      </w:r>
-      <w:proofErr w:type="spellEnd"/>
-      <w:r>
-        <w:rPr>
-          <w:sz w:val="28"/>
-          <w:szCs w:val="28"/>
-        </w:rPr>
-        <w:t xml:space="preserve"> Water (доступ к чистой воде), имеют наибольшее влияние на предсказание заболеваемости диареей. Это логично, так как данные признаки напрямую связаны с факторами, влияющими на развитие заболевания. Высокая важность этих признаков подтверждает их биологическую и экологическую значимость, что подчеркивает необходимость их учета при построении моделей. Другие признаки, такие как демографические или климатические факторы, показали меньшую значимость, что может указывать на необходимость дополнительной обработки данных или создания производных признаков.</w:t>
+        <w:t xml:space="preserve"> Анализ важности признаков выявил, что такие переменные, как Bacteria Count (уровень бактериального загрязнения) и Access to Clean Water (доступ к чистой воде), имеют наибольшее влияние на предсказание заболеваемости диареей. Это логично, так как данные признаки напрямую связаны с факторами, влияющими на развитие заболевания. Высокая важность этих признаков подтверждает их биологическую и экологическую значимость, что подчеркивает необходимость их учета при построении моделей. Другие признаки, такие как демографические или климатические факторы, показали меньшую значимость, что может указывать на необходимость дополнительной обработки данных или создания производных признаков.</w:t>
       </w:r>
     </w:p>
     <w:p>
@@ -4216,103 +3573,7 @@
           <w:sz w:val="28"/>
           <w:szCs w:val="28"/>
         </w:rPr>
-        <w:t xml:space="preserve"> Для повышения качества моделей можно рассмотреть несколько направлений. Во-первых, удаление выбросов в данных, которые могут искажать результаты, особенно для моделей, чувствительных к аномалиям, таких как линейная регрессия и SVR. Во-вторых, создание дополнительных признаков, таких как соотношения между существующими переменными (например, отношение </w:t>
-      </w:r>
-      <w:proofErr w:type="spellStart"/>
-      <w:r>
-        <w:rPr>
-          <w:sz w:val="28"/>
-          <w:szCs w:val="28"/>
-        </w:rPr>
-        <w:t>Bacteria</w:t>
-      </w:r>
-      <w:proofErr w:type="spellEnd"/>
-      <w:r>
-        <w:rPr>
-          <w:sz w:val="28"/>
-          <w:szCs w:val="28"/>
-        </w:rPr>
-        <w:t xml:space="preserve"> </w:t>
-      </w:r>
-      <w:proofErr w:type="spellStart"/>
-      <w:r>
-        <w:rPr>
-          <w:sz w:val="28"/>
-          <w:szCs w:val="28"/>
-        </w:rPr>
-        <w:t>Count</w:t>
-      </w:r>
-      <w:proofErr w:type="spellEnd"/>
-      <w:r>
-        <w:rPr>
-          <w:sz w:val="28"/>
-          <w:szCs w:val="28"/>
-        </w:rPr>
-        <w:t xml:space="preserve"> к Access </w:t>
-      </w:r>
-      <w:proofErr w:type="spellStart"/>
-      <w:r>
-        <w:rPr>
-          <w:sz w:val="28"/>
-          <w:szCs w:val="28"/>
-        </w:rPr>
-        <w:t>to</w:t>
-      </w:r>
-      <w:proofErr w:type="spellEnd"/>
-      <w:r>
-        <w:rPr>
-          <w:sz w:val="28"/>
-          <w:szCs w:val="28"/>
-        </w:rPr>
-        <w:t xml:space="preserve"> </w:t>
-      </w:r>
-      <w:proofErr w:type="spellStart"/>
-      <w:r>
-        <w:rPr>
-          <w:sz w:val="28"/>
-          <w:szCs w:val="28"/>
-        </w:rPr>
-        <w:t>Clean</w:t>
-      </w:r>
-      <w:proofErr w:type="spellEnd"/>
-      <w:r>
-        <w:rPr>
-          <w:sz w:val="28"/>
-          <w:szCs w:val="28"/>
-        </w:rPr>
-        <w:t xml:space="preserve"> Water) или агрегация данных по временным или пространственным характеристикам, может улучшить предсказательную способность моделей. В-третьих, стоит рассмотреть использование более сложных моделей, таких как нейронные сети, которые способны улавливать более сложные зависимости в данных, особенно при наличии больших объемов данных. Также возможно применение методов обработки несбалансированных данных, если таковые присутствуют, или использование продвинутых ансамблевых методов, таких как </w:t>
-      </w:r>
-      <w:proofErr w:type="spellStart"/>
-      <w:r>
-        <w:rPr>
-          <w:sz w:val="28"/>
-          <w:szCs w:val="28"/>
-        </w:rPr>
-        <w:t>XGBoost</w:t>
-      </w:r>
-      <w:proofErr w:type="spellEnd"/>
-      <w:r>
-        <w:rPr>
-          <w:sz w:val="28"/>
-          <w:szCs w:val="28"/>
-        </w:rPr>
-        <w:t xml:space="preserve"> или </w:t>
-      </w:r>
-      <w:proofErr w:type="spellStart"/>
-      <w:r>
-        <w:rPr>
-          <w:sz w:val="28"/>
-          <w:szCs w:val="28"/>
-        </w:rPr>
-        <w:t>LightGBM</w:t>
-      </w:r>
-      <w:proofErr w:type="spellEnd"/>
-      <w:r>
-        <w:rPr>
-          <w:sz w:val="28"/>
-          <w:szCs w:val="28"/>
-        </w:rPr>
-        <w:t>, для дальнейшего повышения качества.</w:t>
+        <w:t xml:space="preserve"> Для повышения качества моделей можно рассмотреть несколько направлений. Во-первых, удаление выбросов в данных, которые могут искажать результаты, особенно для моделей, чувствительных к аномалиям, таких как линейная регрессия и SVR. Во-вторых, создание дополнительных признаков, таких как соотношения между существующими переменными (например, отношение Bacteria Count к Access to Clean Water) или агрегация данных по временным или пространственным характеристикам, может улучшить предсказательную способность моделей. В-третьих, стоит рассмотреть использование более сложных моделей, таких как нейронные сети, которые способны улавливать более сложные зависимости в данных, особенно при наличии больших объемов данных. Также возможно применение методов обработки несбалансированных данных, если таковые присутствуют, или использование продвинутых ансамблевых методов, таких как XGBoost или LightGBM, для дальнейшего повышения качества.</w:t>
       </w:r>
     </w:p>
     <w:p>
@@ -4341,119 +3602,7 @@
           <w:sz w:val="28"/>
           <w:szCs w:val="28"/>
         </w:rPr>
-        <w:t xml:space="preserve"> Построенные графики обучения и валидации показали, что большинство моделей достигли сходимости на обучающей выборке, однако некоторые из них (например, </w:t>
-      </w:r>
-      <w:proofErr w:type="spellStart"/>
-      <w:r>
-        <w:rPr>
-          <w:sz w:val="28"/>
-          <w:szCs w:val="28"/>
-        </w:rPr>
-        <w:t>Decision</w:t>
-      </w:r>
-      <w:proofErr w:type="spellEnd"/>
-      <w:r>
-        <w:rPr>
-          <w:sz w:val="28"/>
-          <w:szCs w:val="28"/>
-        </w:rPr>
-        <w:t xml:space="preserve"> </w:t>
-      </w:r>
-      <w:proofErr w:type="spellStart"/>
-      <w:r>
-        <w:rPr>
-          <w:sz w:val="28"/>
-          <w:szCs w:val="28"/>
-        </w:rPr>
-        <w:t>Tree</w:t>
-      </w:r>
-      <w:proofErr w:type="spellEnd"/>
-      <w:r>
-        <w:rPr>
-          <w:sz w:val="28"/>
-          <w:szCs w:val="28"/>
-        </w:rPr>
-        <w:t xml:space="preserve"> без тюнинга) демонстрировали признаки переобучения. Графики зависимости качества моделей от значений </w:t>
-      </w:r>
-      <w:proofErr w:type="spellStart"/>
-      <w:r>
-        <w:rPr>
-          <w:sz w:val="28"/>
-          <w:szCs w:val="28"/>
-        </w:rPr>
-        <w:t>гиперпараметров</w:t>
-      </w:r>
-      <w:proofErr w:type="spellEnd"/>
-      <w:r>
-        <w:rPr>
-          <w:sz w:val="28"/>
-          <w:szCs w:val="28"/>
-        </w:rPr>
-        <w:t xml:space="preserve"> позволили выявить оптимальные конфигурации, что подтверждает важность тщательной настройки моделей. Визуализация важности признаков дополнительно подтвердила ключевую роль </w:t>
-      </w:r>
-      <w:proofErr w:type="spellStart"/>
-      <w:r>
-        <w:rPr>
-          <w:sz w:val="28"/>
-          <w:szCs w:val="28"/>
-        </w:rPr>
-        <w:t>Bacteria</w:t>
-      </w:r>
-      <w:proofErr w:type="spellEnd"/>
-      <w:r>
-        <w:rPr>
-          <w:sz w:val="28"/>
-          <w:szCs w:val="28"/>
-        </w:rPr>
-        <w:t xml:space="preserve"> </w:t>
-      </w:r>
-      <w:proofErr w:type="spellStart"/>
-      <w:r>
-        <w:rPr>
-          <w:sz w:val="28"/>
-          <w:szCs w:val="28"/>
-        </w:rPr>
-        <w:t>Count</w:t>
-      </w:r>
-      <w:proofErr w:type="spellEnd"/>
-      <w:r>
-        <w:rPr>
-          <w:sz w:val="28"/>
-          <w:szCs w:val="28"/>
-        </w:rPr>
-        <w:t xml:space="preserve"> и Access </w:t>
-      </w:r>
-      <w:proofErr w:type="spellStart"/>
-      <w:r>
-        <w:rPr>
-          <w:sz w:val="28"/>
-          <w:szCs w:val="28"/>
-        </w:rPr>
-        <w:t>to</w:t>
-      </w:r>
-      <w:proofErr w:type="spellEnd"/>
-      <w:r>
-        <w:rPr>
-          <w:sz w:val="28"/>
-          <w:szCs w:val="28"/>
-        </w:rPr>
-        <w:t xml:space="preserve"> </w:t>
-      </w:r>
-      <w:proofErr w:type="spellStart"/>
-      <w:r>
-        <w:rPr>
-          <w:sz w:val="28"/>
-          <w:szCs w:val="28"/>
-        </w:rPr>
-        <w:t>Clean</w:t>
-      </w:r>
-      <w:proofErr w:type="spellEnd"/>
-      <w:r>
-        <w:rPr>
-          <w:sz w:val="28"/>
-          <w:szCs w:val="28"/>
-        </w:rPr>
-        <w:t xml:space="preserve"> Water, что согласуется с результатами корреляционного анализа.</w:t>
+        <w:t xml:space="preserve"> Построенные графики обучения и валидации показали, что большинство моделей достигли сходимости на обучающей выборке, однако некоторые из них (например, Decision Tree без тюнинга) демонстрировали признаки переобучения. Графики зависимости качества моделей от значений гиперпараметров позволили выявить оптимальные конфигурации, что подтверждает важность тщательной настройки моделей. Визуализация важности признаков дополнительно подтвердила ключевую роль Bacteria Count и Access to Clean Water, что согласуется с результатами корреляционного анализа.</w:t>
       </w:r>
     </w:p>
     <w:p>
@@ -4564,23 +3713,7 @@
           <w:sz w:val="28"/>
           <w:szCs w:val="28"/>
         </w:rPr>
-        <w:t>БУРНАШЕВ Р.А. Методические указания по программному обеспечению «</w:t>
-      </w:r>
-      <w:proofErr w:type="spellStart"/>
-      <w:r>
-        <w:rPr>
-          <w:sz w:val="28"/>
-          <w:szCs w:val="28"/>
-        </w:rPr>
-        <w:t>Pandas</w:t>
-      </w:r>
-      <w:proofErr w:type="spellEnd"/>
-      <w:r>
-        <w:rPr>
-          <w:sz w:val="28"/>
-          <w:szCs w:val="28"/>
-        </w:rPr>
-        <w:t>». - 1 изд. - Казань: КФУ, 2022. - 25 с.</w:t>
+        <w:t>БУРНАШЕВ Р.А. Методические указания по программному обеспечению «Pandas». - 1 изд. - Казань: КФУ, 2022. - 25 с.</w:t>
       </w:r>
     </w:p>
     <w:p>
@@ -4602,23 +3735,7 @@
           <w:sz w:val="28"/>
           <w:szCs w:val="28"/>
         </w:rPr>
-        <w:t>Методические указания по программному обеспечению «</w:t>
-      </w:r>
-      <w:proofErr w:type="spellStart"/>
-      <w:r>
-        <w:rPr>
-          <w:sz w:val="28"/>
-          <w:szCs w:val="28"/>
-        </w:rPr>
-        <w:t>Seaborn</w:t>
-      </w:r>
-      <w:proofErr w:type="spellEnd"/>
-      <w:r>
-        <w:rPr>
-          <w:sz w:val="28"/>
-          <w:szCs w:val="28"/>
-        </w:rPr>
-        <w:t xml:space="preserve">» // </w:t>
+        <w:t xml:space="preserve">Методические указания по программному обеспечению «Seaborn» // </w:t>
       </w:r>
       <w:r>
         <w:rPr>
@@ -4662,21 +3779,12 @@
         </w:rPr>
         <w:t xml:space="preserve"> </w:t>
       </w:r>
-      <w:proofErr w:type="spellStart"/>
-      <w:r>
-        <w:rPr>
-          <w:sz w:val="28"/>
-          <w:szCs w:val="28"/>
-        </w:rPr>
-        <w:t>seaborn.pydata</w:t>
-      </w:r>
-      <w:proofErr w:type="spellEnd"/>
-      <w:r>
-        <w:rPr>
-          <w:sz w:val="28"/>
-          <w:szCs w:val="28"/>
-        </w:rPr>
-        <w:t xml:space="preserve"> URL: https://seaborn.pydata.org/tutorial.html (дата обращения: 14.09.2024).</w:t>
+      <w:r>
+        <w:rPr>
+          <w:sz w:val="28"/>
+          <w:szCs w:val="28"/>
+        </w:rPr>
+        <w:t>seaborn.pydata URL: https://seaborn.pydata.org/tutorial.html (дата обращения: 14.09.2024).</w:t>
       </w:r>
       <w:r>
         <w:rPr>
@@ -4705,23 +3813,7 @@
           <w:sz w:val="28"/>
           <w:szCs w:val="28"/>
         </w:rPr>
-        <w:t>Методические указания по программному обеспечению «</w:t>
-      </w:r>
-      <w:proofErr w:type="spellStart"/>
-      <w:r>
-        <w:rPr>
-          <w:sz w:val="28"/>
-          <w:szCs w:val="28"/>
-        </w:rPr>
-        <w:t>Plotly</w:t>
-      </w:r>
-      <w:proofErr w:type="spellEnd"/>
-      <w:r>
-        <w:rPr>
-          <w:sz w:val="28"/>
-          <w:szCs w:val="28"/>
-        </w:rPr>
-        <w:t>» //</w:t>
+        <w:t>Методические указания по программному обеспечению «Plotly» //</w:t>
       </w:r>
       <w:r>
         <w:rPr>
@@ -4792,23 +3884,7 @@
           <w:sz w:val="28"/>
           <w:szCs w:val="28"/>
         </w:rPr>
-        <w:t>«</w:t>
-      </w:r>
-      <w:proofErr w:type="spellStart"/>
-      <w:r>
-        <w:rPr>
-          <w:sz w:val="28"/>
-          <w:szCs w:val="28"/>
-        </w:rPr>
-        <w:t>Pandas</w:t>
-      </w:r>
-      <w:proofErr w:type="spellEnd"/>
-      <w:r>
-        <w:rPr>
-          <w:sz w:val="28"/>
-          <w:szCs w:val="28"/>
-        </w:rPr>
-        <w:t>. Работа с данными» //</w:t>
+        <w:t>«Pandas. Работа с данными» //</w:t>
       </w:r>
       <w:r>
         <w:rPr>
@@ -4879,55 +3955,7 @@
           <w:sz w:val="28"/>
           <w:szCs w:val="28"/>
         </w:rPr>
-        <w:t xml:space="preserve">«Python. Визуализация данных: </w:t>
-      </w:r>
-      <w:proofErr w:type="spellStart"/>
-      <w:r>
-        <w:rPr>
-          <w:sz w:val="28"/>
-          <w:szCs w:val="28"/>
-        </w:rPr>
-        <w:t>Matplotlib</w:t>
-      </w:r>
-      <w:proofErr w:type="spellEnd"/>
-      <w:r>
-        <w:rPr>
-          <w:sz w:val="28"/>
-          <w:szCs w:val="28"/>
-        </w:rPr>
-        <w:t xml:space="preserve">, </w:t>
-      </w:r>
-      <w:proofErr w:type="spellStart"/>
-      <w:r>
-        <w:rPr>
-          <w:sz w:val="28"/>
-          <w:szCs w:val="28"/>
-        </w:rPr>
-        <w:t>Seaborn</w:t>
-      </w:r>
-      <w:proofErr w:type="spellEnd"/>
-      <w:r>
-        <w:rPr>
-          <w:sz w:val="28"/>
-          <w:szCs w:val="28"/>
-        </w:rPr>
-        <w:t xml:space="preserve">, </w:t>
-      </w:r>
-      <w:proofErr w:type="spellStart"/>
-      <w:r>
-        <w:rPr>
-          <w:sz w:val="28"/>
-          <w:szCs w:val="28"/>
-        </w:rPr>
-        <w:t>Mayavi</w:t>
-      </w:r>
-      <w:proofErr w:type="spellEnd"/>
-      <w:r>
-        <w:rPr>
-          <w:sz w:val="28"/>
-          <w:szCs w:val="28"/>
-        </w:rPr>
-        <w:t>» //</w:t>
+        <w:t>«Python. Визуализация данных: Matplotlib, Seaborn, Mayavi» //</w:t>
       </w:r>
       <w:r>
         <w:rPr>
